--- a/Exp-2/NN assign 2.docx
+++ b/Exp-2/NN assign 2.docx
@@ -416,6 +416,9 @@
             </m:sub>
           </m:sSub>
           <m:r>
+            <m:rPr>
+              <m:sty m:val="p"/>
+            </m:rPr>
             <w:rPr>
               <w:sz w:val="22"/>
               <w:szCs w:val="22"/>
@@ -473,7 +476,6 @@
           </m:r>
           <m:r>
             <w:rPr>
-              <w:i/>
               <w:sz w:val="22"/>
               <w:szCs w:val="22"/>
             </w:rPr>
@@ -616,6 +618,9 @@
             </m:sub>
           </m:sSub>
           <m:r>
+            <m:rPr>
+              <m:sty m:val="p"/>
+            </m:rPr>
             <w:rPr>
               <w:sz w:val="22"/>
               <w:szCs w:val="22"/>
@@ -694,7 +699,6 @@
           </m:r>
           <m:r>
             <w:rPr>
-              <w:i/>
               <w:sz w:val="22"/>
               <w:szCs w:val="22"/>
             </w:rPr>
@@ -885,6 +889,9 @@
             </m:den>
           </m:f>
           <m:r>
+            <m:rPr>
+              <m:sty m:val="p"/>
+            </m:rPr>
             <w:rPr>
               <w:sz w:val="22"/>
               <w:szCs w:val="22"/>
@@ -1037,6 +1044,9 @@
             </m:sup>
           </m:sSup>
           <m:r>
+            <m:rPr>
+              <m:sty m:val="p"/>
+            </m:rPr>
             <w:rPr>
               <w:sz w:val="22"/>
               <w:szCs w:val="22"/>
@@ -1115,7 +1125,6 @@
           </m:r>
           <m:r>
             <w:rPr>
-              <w:i/>
               <w:sz w:val="22"/>
               <w:szCs w:val="22"/>
             </w:rPr>
@@ -3598,6 +3607,7 @@
         <w:rPr>
           <w:b/>
           <w:bCs/>
+          <w:noProof/>
           <w:sz w:val="22"/>
           <w:szCs w:val="22"/>
         </w:rPr>
@@ -4798,11 +4808,72 @@
     <w:p>
       <w:pPr>
         <w:rPr>
+          <w:sz w:val="22"/>
+          <w:szCs w:val="22"/>
+        </w:rPr>
+      </w:pPr>
+      <w:r>
+        <w:rPr>
           <w:b/>
           <w:bCs/>
           <w:sz w:val="22"/>
           <w:szCs w:val="22"/>
         </w:rPr>
+        <w:t>Demonstration that MLP Learns XOR Function</w:t>
+      </w:r>
+    </w:p>
+    <w:p>
+      <w:pPr>
+        <w:rPr>
+          <w:sz w:val="22"/>
+          <w:szCs w:val="22"/>
+        </w:rPr>
+      </w:pPr>
+      <w:r>
+        <w:rPr>
+          <w:sz w:val="22"/>
+          <w:szCs w:val="22"/>
+        </w:rPr>
+        <w:t>In this experiment, we implemented a Multi-Layer Perceptron (MLP) with one hidden layer to learn the XOR Boolean function. After training the network using forward propagation and backpropagation, the model was able to correctly predict all XOR outputs.</w:t>
+      </w:r>
+    </w:p>
+    <w:p>
+      <w:pPr>
+        <w:rPr>
+          <w:sz w:val="22"/>
+          <w:szCs w:val="22"/>
+        </w:rPr>
+      </w:pPr>
+      <w:r>
+        <w:rPr>
+          <w:sz w:val="22"/>
+          <w:szCs w:val="22"/>
+        </w:rPr>
+        <w:t>The predicted values became very close to the target values, and after applying a threshold of 0.5, the outputs exactly matched the XOR truth table. The accuracy reached 100% and the confusion matrix showed no misclassifications. Also, the loss value decreased gradually during training, which indicates that the model was learning properly.</w:t>
+      </w:r>
+    </w:p>
+    <w:p>
+      <w:pPr>
+        <w:rPr>
+          <w:sz w:val="22"/>
+          <w:szCs w:val="22"/>
+        </w:rPr>
+      </w:pPr>
+      <w:r>
+        <w:rPr>
+          <w:sz w:val="22"/>
+          <w:szCs w:val="22"/>
+        </w:rPr>
+        <w:lastRenderedPageBreak/>
+        <w:t>The decision boundary plot was nonlinear, which confirms that the MLP successfully handled a non-linearly separable problem like XOR. This demonstrates that adding a hidden layer allows the network to learn complex patterns that a single-layer perceptron cannot learn.</w:t>
+      </w:r>
+    </w:p>
+    <w:p>
+      <w:pPr>
+        <w:rPr>
+          <w:sz w:val="22"/>
+          <w:szCs w:val="22"/>
+        </w:rPr>
       </w:pPr>
       <w:r>
         <w:rPr>
@@ -4811,6 +4882,25 @@
           <w:sz w:val="22"/>
           <w:szCs w:val="22"/>
         </w:rPr>
+        <w:t>Therefore, the experiment proves that a Multi-Layer Perceptron can successfully learn the XOR Boolean function.</w:t>
+      </w:r>
+    </w:p>
+    <w:p>
+      <w:pPr>
+        <w:rPr>
+          <w:b/>
+          <w:bCs/>
+          <w:sz w:val="22"/>
+          <w:szCs w:val="22"/>
+        </w:rPr>
+      </w:pPr>
+      <w:r>
+        <w:rPr>
+          <w:b/>
+          <w:bCs/>
+          <w:sz w:val="22"/>
+          <w:szCs w:val="22"/>
+        </w:rPr>
         <w:t>My Comments (Limitations &amp; Improvements)</w:t>
       </w:r>
     </w:p>
@@ -4856,7 +4946,6 @@
           <w:sz w:val="22"/>
           <w:szCs w:val="22"/>
         </w:rPr>
-        <w:lastRenderedPageBreak/>
         <w:t>To improve performance for more complex real-world problems, deeper neural networks, better activation functions (such as ReLU), and optimization techniques like adaptive learning rates or momentum can be used. Increasing dataset size and applying regularization methods can further enhance generalization ability.</w:t>
       </w:r>
     </w:p>
@@ -4958,6 +5047,7 @@
       <w:dataBinding w:prefixMappings="xmlns:ns0='http://purl.org/dc/elements/1.1/' xmlns:ns1='http://schemas.openxmlformats.org/package/2006/metadata/core-properties' " w:xpath="/ns1:coreProperties[1]/ns0:title[1]" w:storeItemID="{6C3C8BC8-F283-45AE-878A-BAB7291924A1}"/>
       <w:text/>
     </w:sdtPr>
+    <w:sdtEndPr/>
     <w:sdtContent>
       <w:p>
         <w:pPr>
@@ -7464,9 +7554,11 @@
     <w:rsidRoot w:val="00871B75"/>
     <w:rsid w:val="00395FA7"/>
     <w:rsid w:val="00626DDE"/>
+    <w:rsid w:val="006E69B8"/>
     <w:rsid w:val="00871B75"/>
     <w:rsid w:val="00885B2E"/>
     <w:rsid w:val="00940EB8"/>
+    <w:rsid w:val="00EC1CDF"/>
     <w:rsid w:val="00EE3FF2"/>
   </w:rsids>
   <m:mathPr>
